--- a/src/assets/docx-templates/生字注音學習單.docx
+++ b/src/assets/docx-templates/生字注音學習單.docx
@@ -35,6 +35,7 @@
     <w:p>
       <w:pPr>
         <w:jc w:val="center"/>
+        <w:spacing w:before="0" w:after="0" w:line="20" w:lineRule="exact"/>
       </w:pPr>
       <w:r>
         <w:rPr>
@@ -64,6 +65,7 @@
         <w:trPr>
           <w:trHeight w:val="965"/>
           <w:jc w:val="center"/>
+          <w:cantSplit/>
         </w:trPr>
         <w:tc>
           <w:tcPr>
@@ -86,6 +88,7 @@
           <w:p>
             <w:pPr>
               <w:jc w:val="center"/>
+              <w:keepNext/>
             </w:pPr>
             <w:r>
               <w:rPr>
@@ -136,6 +139,7 @@
           <w:p>
             <w:pPr>
               <w:spacing w:after="40"/>
+              <w:keepNext/>
             </w:pPr>
             <w:r>
               <w:rPr>
@@ -157,7 +161,6 @@
             <w:r>
               <w:rPr>
                 <w:rStyle w:val="WorksheetCharacter"/>
-                <w:rFonts w:ascii="ㄅ字嗨注音標楷 Regular" w:eastAsia="ㄅ字嗨注音標楷 Regular" w:hint="eastAsia"/>
                 <w:b/>
                 <w:color w:val="111827"/>
                 <w:sz w:val="36"/>
@@ -166,6 +169,9 @@
             </w:r>
           </w:p>
           <w:p>
+            <w:pPr>
+              <w:keepNext/>
+            </w:pPr>
             <w:r>
               <w:rPr>
                 <w:b/>
@@ -278,6 +284,7 @@
           <w:p>
             <w:pPr>
               <w:jc w:val="center"/>
+              <w:keepNext/>
             </w:pPr>
             <w:r>
               <w:rPr>
@@ -290,7 +297,12 @@
         </w:tc>
       </w:tr>
     </w:tbl>
-    <w:p/>
+    <w:p>
+      <w:pPr>
+        <w:keepNext/>
+        <w:spacing w:before="0" w:after="0" w:line="60" w:lineRule="exact"/>
+      </w:pPr>
+    </w:p>
     <w:tbl>
       <w:tblPr>
         <w:tblW w:w="10040" w:type="dxa"/>
@@ -349,6 +361,7 @@
                 <w:sz w:val="100"/>
                 <w:szCs w:val="100"/>
               </w:rPr>
+              <w:keepNext/>
             </w:pPr>
             <w:r>
               <w:rPr>
@@ -462,6 +475,7 @@
                 <w:rFonts w:ascii="ㄅ字嗨注音而已 R" w:eastAsia="ㄅ字嗨注音而已 R"/>
                 <w:sz w:val="96"/>
               </w:rPr>
+              <w:keepNext/>
             </w:pPr>
             <w:r>
               <w:rPr>
@@ -488,6 +502,7 @@
                 <w:rFonts w:ascii="ㄅ字嗨注音標楷 Regular" w:eastAsia="ㄅ字嗨注音標楷 Regular"/>
                 <w:sz w:val="96"/>
               </w:rPr>
+              <w:keepNext/>
             </w:pPr>
           </w:p>
         </w:tc>
@@ -503,7 +518,11 @@
             <w:shd w:val="clear" w:color="auto" w:fill="FFFFFF"/>
             <w:vAlign w:val="center"/>
           </w:tcPr>
-          <w:p/>
+          <w:p>
+            <w:pPr>
+              <w:keepNext/>
+            </w:pPr>
+          </w:p>
         </w:tc>
         <w:tc>
           <w:tcPr>
@@ -532,6 +551,7 @@
                 <w:sz w:val="100"/>
                 <w:szCs w:val="100"/>
               </w:rPr>
+              <w:keepNext/>
             </w:pPr>
             <w:r>
               <w:rPr>
@@ -644,6 +664,7 @@
                 <w:sz w:val="90"/>
                 <w:szCs w:val="90"/>
               </w:rPr>
+              <w:keepNext/>
             </w:pPr>
             <w:r>
               <w:rPr>
@@ -662,6 +683,7 @@
                 <w:rFonts w:ascii="ㄅ字嗨注音而已 R" w:eastAsia="ㄅ字嗨注音而已 R"/>
                 <w:sz w:val="96"/>
               </w:rPr>
+              <w:keepNext/>
             </w:pPr>
           </w:p>
         </w:tc>
@@ -676,7 +698,11 @@
             <w:shd w:val="clear" w:color="auto" w:fill="FFFFFF"/>
             <w:vAlign w:val="center"/>
           </w:tcPr>
-          <w:p/>
+          <w:p>
+            <w:pPr>
+              <w:keepNext/>
+            </w:pPr>
+          </w:p>
         </w:tc>
         <w:tc>
           <w:tcPr>
@@ -699,6 +725,7 @@
           <w:p>
             <w:pPr>
               <w:jc w:val="center"/>
+              <w:keepNext/>
             </w:pPr>
             <w:r>
               <w:rPr>
@@ -796,6 +823,7 @@
               <w:spacing w:beforeLines="10" w:before="24"/>
               <w:ind w:leftChars="-140" w:left="-308"/>
               <w:jc w:val="center"/>
+              <w:keepNext/>
             </w:pPr>
           </w:p>
         </w:tc>
@@ -811,7 +839,11 @@
             <w:shd w:val="clear" w:color="auto" w:fill="FFFFFF"/>
             <w:vAlign w:val="center"/>
           </w:tcPr>
-          <w:p/>
+          <w:p>
+            <w:pPr>
+              <w:keepNext/>
+            </w:pPr>
+          </w:p>
         </w:tc>
         <w:tc>
           <w:tcPr>
@@ -834,6 +866,7 @@
           <w:p>
             <w:pPr>
               <w:jc w:val="center"/>
+              <w:keepNext/>
             </w:pPr>
             <w:r>
               <w:rPr>
@@ -931,6 +964,7 @@
               <w:spacing w:beforeLines="10" w:before="24"/>
               <w:ind w:leftChars="-140" w:left="-308"/>
               <w:jc w:val="center"/>
+              <w:keepNext/>
             </w:pPr>
             <w:bookmarkStart w:id="0" w:name="_GoBack"/>
             <w:bookmarkEnd w:id="0"/>
@@ -948,7 +982,11 @@
             <w:shd w:val="clear" w:color="auto" w:fill="FFFFFF"/>
             <w:vAlign w:val="center"/>
           </w:tcPr>
-          <w:p/>
+          <w:p>
+            <w:pPr>
+              <w:keepNext/>
+            </w:pPr>
+          </w:p>
         </w:tc>
         <w:tc>
           <w:tcPr>
@@ -978,6 +1016,7 @@
                 <w:sz w:val="100"/>
                 <w:szCs w:val="100"/>
               </w:rPr>
+              <w:keepNext/>
             </w:pPr>
             <w:r>
               <w:rPr>
@@ -1092,6 +1131,7 @@
                 <w:sz w:val="90"/>
                 <w:szCs w:val="90"/>
               </w:rPr>
+              <w:keepNext/>
             </w:pPr>
             <w:r>
               <w:rPr>
@@ -1111,7 +1151,7 @@
         <w:pBdr>
           <w:bottom w:val="single" w:sz="6" w:space="1" w:color="auto"/>
         </w:pBdr>
-        <w:spacing w:before="80" w:after="200" w:line="252" w:lineRule="auto"/>
+        <w:spacing w:before="40" w:after="60" w:line="240" w:lineRule="exact"/>
         <w:rPr>
           <w:color w:val="374151"/>
           <w:sz w:val="21"/>
@@ -1158,6 +1198,7 @@
     <w:p>
       <w:pPr>
         <w:jc w:val="center"/>
+        <w:spacing w:before="0" w:after="0" w:line="20" w:lineRule="exact"/>
       </w:pPr>
       <w:r>
         <w:rPr>
